--- a/az/discovery-articles/5.1 Kimyəvi elementlərin dövri cədvəli.docx
+++ b/az/discovery-articles/5.1 Kimyəvi elementlərin dövri cədvəli.docx
@@ -4,533 +4,351 @@
   <w:body>
     <w:p>
       <w:pPr>
-        <w:keepNext/>
-        <w:spacing w:before="280" w:after="120"/>
+        <w:pStyle w:val="Title"/>
+        <w:widowControl/>
       </w:pPr>
       <w:r>
-        <w:rPr>
-          <w:rFonts w:ascii="Calibri" w:hAnsi="Calibri" w:eastAsia="Calibri"/>
-          <w:b/>
-          <w:i w:val="0"/>
-          <w:color w:val="004E8C"/>
-          <w:sz w:val="44"/>
-        </w:rPr>
         <w:t>5.1 Kimyəvi elementlərin dövri cədvəli</w:t>
       </w:r>
     </w:p>
     <w:p>
       <w:pPr>
-        <w:spacing w:after="80"/>
+        <w:keepNext/>
+        <w:widowControl/>
       </w:pPr>
       <w:r>
         <w:rPr>
-          <w:rFonts w:ascii="Calibri" w:hAnsi="Calibri" w:eastAsia="Calibri"/>
-          <w:b w:val="0"/>
-          <w:i/>
-          <w:color w:val="505050"/>
-          <w:sz w:val="22"/>
+          <w:sz w:val="20"/>
         </w:rPr>
-        <w:t>5. Fizika, kimya və materiallar</w:t>
-      </w:r>
-    </w:p>
-    <w:p>
-      <w:pPr>
-        <w:spacing w:after="200"/>
-      </w:pPr>
-      <w:r>
-        <w:rPr>
-          <w:rFonts w:ascii="Calibri" w:hAnsi="Calibri" w:eastAsia="Calibri"/>
-          <w:b w:val="0"/>
-          <w:i/>
-          <w:sz w:val="22"/>
-        </w:rPr>
-        <w:t>Dövr: 1869-cu il (Mendeleyevin cədvəli dərc etməsi); atomun quruluşu və yeni elementlər məlum olduqca cədvəl yenilənib | Əsas simalar: Dmitri Mendeleyev; Lotar Meyer; əvvəlki təsnifatçı alimlər və sonrakı dövrün atom fizikləri</w:t>
-      </w:r>
-    </w:p>
-    <w:p>
-      <w:pPr>
-        <w:spacing w:after="160" w:line="276" w:lineRule="auto"/>
-      </w:pPr>
-      <w:r>
-        <w:rPr>
-          <w:rFonts w:ascii="Calibri" w:hAnsi="Calibri" w:eastAsia="Calibri"/>
-          <w:b w:val="0"/>
-          <w:i w:val="0"/>
-          <w:sz w:val="22"/>
-        </w:rPr>
-        <w:t>Dövri cədvəl kimyəvi elementləri atom nömrəsinə görə sıralayır və oxşar xassəli elementləri eyni qruplarda birləşdirir. Mendeleyevin 1869-cu ildə hazırladığı cədvəl hələ kəşf olunmamış elementlər üçün boş yerlər saxlayır, onların xassələrini əvvəlcədən təxmin etməyə imkan verirdi.</w:t>
+        <w:t>5 Fizika kimya və materiallar</w:t>
       </w:r>
     </w:p>
     <w:p>
       <w:pPr>
         <w:keepNext/>
-        <w:spacing w:before="240" w:after="120"/>
+        <w:widowControl/>
       </w:pPr>
       <w:r>
         <w:rPr>
-          <w:rFonts w:ascii="Calibri" w:hAnsi="Calibri" w:eastAsia="Calibri"/>
-          <w:b/>
-          <w:i w:val="0"/>
-          <w:color w:val="004E8C"/>
-          <w:sz w:val="28"/>
+          <w:sz w:val="20"/>
         </w:rPr>
-        <w:t>Əsas faktlar</w:t>
+        <w:t>Dövr: 1869-cu il (Mendeleyevin nəşri); atomun quruluşu və yeni elementlər öyrənildikcə yenilənib | Əsas şəxslər: Dmitri Mendeleyev; Lotar Meyer; əvvəlki təsnifatçılar və sonrakı atom fizikləri</w:t>
+      </w:r>
+    </w:p>
+    <w:p>
+      <w:pPr>
+        <w:widowControl/>
+      </w:pPr>
+      <w:r>
+        <w:t>Dövri cədvəl kimyəvi elementləri atom nömrəsinə görə düzür və oxşar xassəli elementləri eyni qruplarda birləşdirir. Mendeleyevin 1869-cu il cədvəlində boş yerlər vardı: o, hələ məlum olmayan elementlərin xassələrini düzgün proqnozlaşdırmışdı.</w:t>
+      </w:r>
+    </w:p>
+    <w:p>
+      <w:pPr>
+        <w:pStyle w:val="Heading1"/>
+        <w:widowControl/>
+      </w:pPr>
+      <w:r>
+        <w:t>Əsas məlumatlar</w:t>
       </w:r>
     </w:p>
     <w:p>
       <w:pPr>
         <w:pStyle w:val="ListBullet"/>
+        <w:widowControl/>
       </w:pPr>
       <w:r>
-        <w:rPr>
-          <w:rFonts w:ascii="Calibri" w:hAnsi="Calibri" w:eastAsia="Calibri"/>
-          <w:b w:val="0"/>
-          <w:i w:val="0"/>
-          <w:sz w:val="22"/>
-        </w:rPr>
-        <w:t>Dmitri Mendeleyev dövri cədvəlini 1869-cu ildə dərc edib</w:t>
+        <w:t>Dmitri Mendeleyev dövri cədvəlini 1869-cu ildə nəşr etdirdi.</w:t>
       </w:r>
     </w:p>
     <w:p>
       <w:pPr>
         <w:pStyle w:val="ListBullet"/>
+        <w:widowControl/>
       </w:pPr>
       <w:r>
-        <w:rPr>
-          <w:rFonts w:ascii="Calibri" w:hAnsi="Calibri" w:eastAsia="Calibri"/>
-          <w:b w:val="0"/>
-          <w:i w:val="0"/>
-          <w:sz w:val="22"/>
-        </w:rPr>
-        <w:t>Lotar Meyer müstəqil şəkildə buna çox bənzər sistem hazırlayıb</w:t>
+        <w:t>Lotar Meyer müstəqil şəkildə oxşar düzülüş hazırladı.</w:t>
       </w:r>
     </w:p>
     <w:p>
       <w:pPr>
         <w:pStyle w:val="ListBullet"/>
+        <w:widowControl/>
       </w:pPr>
       <w:r>
-        <w:rPr>
-          <w:rFonts w:ascii="Calibri" w:hAnsi="Calibri" w:eastAsia="Calibri"/>
-          <w:b w:val="0"/>
-          <w:i w:val="0"/>
-          <w:sz w:val="22"/>
-        </w:rPr>
-        <w:t>Müasir cədvəldə elementlər nüvədəki protonların sayını göstərən atom nömrəsinə görə sıralanır</w:t>
+        <w:t>Müasir cədvəl elementləri atom nömrəsinə — nüvədəki protonların sayına — görə sıralayır.</w:t>
       </w:r>
     </w:p>
     <w:p>
       <w:pPr>
         <w:pStyle w:val="ListBullet"/>
+        <w:widowControl/>
       </w:pPr>
       <w:r>
-        <w:rPr>
-          <w:rFonts w:ascii="Calibri" w:hAnsi="Calibri" w:eastAsia="Calibri"/>
-          <w:b w:val="0"/>
-          <w:i w:val="0"/>
-          <w:sz w:val="22"/>
-        </w:rPr>
-        <w:t>Mendeleyev çatışmayan elementlərin, o cümlədən sonradan qallium adlandırılan elementin xassələrini proqnozlaşdırıb</w:t>
+        <w:t>Mendeleyev çatışmayan elementlərin, o cümlədən sonradan qallium adlandırılan elementin xassələrini qabaqcadan bildirdi.</w:t>
       </w:r>
     </w:p>
     <w:p>
       <w:pPr>
         <w:pStyle w:val="ListBullet"/>
+        <w:widowControl/>
       </w:pPr>
       <w:r>
-        <w:rPr>
-          <w:rFonts w:ascii="Calibri" w:hAnsi="Calibri" w:eastAsia="Calibri"/>
-          <w:b w:val="0"/>
-          <w:i w:val="0"/>
-          <w:sz w:val="22"/>
-        </w:rPr>
-        <w:t>Dövri cədvəl kimya və materialşünaslığın əsas xəritəsi olaraq qalır</w:t>
+        <w:t>Cədvəl kimya və materialşünaslığın əsas xəritəsi olaraq qalır.</w:t>
       </w:r>
     </w:p>
     <w:p>
       <w:pPr>
-        <w:keepNext/>
-        <w:spacing w:before="240" w:after="120"/>
+        <w:pStyle w:val="Heading1"/>
+        <w:widowControl/>
       </w:pPr>
       <w:r>
-        <w:rPr>
-          <w:rFonts w:ascii="Calibri" w:hAnsi="Calibri" w:eastAsia="Calibri"/>
-          <w:b/>
-          <w:i w:val="0"/>
-          <w:color w:val="004E8C"/>
-          <w:sz w:val="28"/>
-        </w:rPr>
-        <w:t>Bu nədir və necə işləyir?</w:t>
+        <w:t>Bu nədir</w:t>
       </w:r>
     </w:p>
     <w:p>
       <w:pPr>
-        <w:spacing w:after="160" w:line="276" w:lineRule="auto"/>
+        <w:widowControl/>
       </w:pPr>
       <w:r>
-        <w:rPr>
-          <w:rFonts w:ascii="Calibri" w:hAnsi="Calibri" w:eastAsia="Calibri"/>
-          <w:b w:val="0"/>
-          <w:i w:val="0"/>
-          <w:sz w:val="22"/>
-        </w:rPr>
-        <w:t>Dövri cədvəl atomların əsas növləri olan kimyəvi elementləri göstərən sxemdir. Hər elementin nüvəsindəki protonların sayına bərabər atom nömrəsi var. Cədvəl elementləri bu nömrəyə görə düzür, kimyəvi davranışı oxşar olanları isə qrup adlanan eyni sütunda yerləşdirir. Məsələn, natrium və kaliumun hər ikisi su ilə kəskin reaksiyaya girir. Təkrarlanan bu qanunauyğunluq təqvimə bənzəyir: tarixlər dəyişsə də, tanış mövqelər və əlaqələr yenidən qayıdır.</w:t>
+        <w:t>Dövri cədvəl atomların əsas növləri olan kimyəvi elementlərin sxemidir. Hər elementin nüvəsindəki protonların sayını göstərən atom nömrəsi var. Cədvəl elementləri bu sıraya düzür, oxşar kimyəvi davranışı olanları «qrup» adlanan eyni sütunlarda yerləşdirir. Məsələn, natrium və kalium su ilə güclü reaksiyaya girir. Təkrarlanan qanunauyğunluq təqvimə bənzəyir: tarixlər dəyişir, amma tanış mövqelər və əlaqələr qayıdır.</w:t>
       </w:r>
     </w:p>
     <w:p>
       <w:pPr>
-        <w:keepNext/>
-        <w:spacing w:before="240" w:after="120"/>
+        <w:pStyle w:val="Heading1"/>
+        <w:widowControl/>
       </w:pPr>
       <w:r>
-        <w:rPr>
-          <w:rFonts w:ascii="Calibri" w:hAnsi="Calibri" w:eastAsia="Calibri"/>
-          <w:b/>
-          <w:i w:val="0"/>
-          <w:color w:val="004E8C"/>
-          <w:sz w:val="28"/>
-        </w:rPr>
-        <w:t>Kim kəşf və ya ixtira edib?</w:t>
+        <w:t>Kim kəşf edib və ya yaradıb</w:t>
       </w:r>
     </w:p>
     <w:p>
       <w:pPr>
-        <w:spacing w:after="160" w:line="276" w:lineRule="auto"/>
+        <w:widowControl/>
       </w:pPr>
       <w:r>
-        <w:rPr>
-          <w:rFonts w:ascii="Calibri" w:hAnsi="Calibri" w:eastAsia="Calibri"/>
-          <w:b w:val="0"/>
-          <w:i w:val="0"/>
-          <w:sz w:val="22"/>
-        </w:rPr>
-        <w:t>Rus kimyaçısı Dmitri Mendeleyev ən məşhur ilkin dövri cədvəli 1869-cu ildə dərc etdi. Alman kimyaçısı Lotar Meyer də müstəqil olaraq ona çox yaxın sistem hazırladı. Daha əvvəl başqa tədqiqatçılar kiçik element qrupları arasında oxşarlıqlar görmüş, atom kütlələrinin ölçülməsini təkmilləşdirmişdilər. Mendeleyevin böyük addımı qanunauyğunluğa o qədər etibar etmək idi ki, cədvəldə boş xanalar saxladı və çatışmayan elementlərin xassələrini proqnozlaşdırdı. Sonrakı kəşflərin bu proqnozlara çox yaxın çıxması cədvəlin doğruluğuna inam yaratdı.</w:t>
+        <w:t>Rus kimyaçı Dmitri Mendeleyev ən tanınmış ilk dövri cədvəllərdən birini 1869-cu ildə nəşr etdi. Alman kimyaçı Lotar Meyer müstəqil olaraq yaxın bir düzülüş hazırladı. Digər tədqiqatçılar artıq kiçik element qruplarında qanunauyğunluqlar görmüş və atom çəkilərinin ölçülməsini yaxşılaşdırmışdılar. Mendeleyevin böyük addımı qanunauyğunluğa güvənərək boş yerlər saxlaması və naməlum elementləri proqnozlaşdırması idi. Sonrakı kəşflərin bu proqnozlara yaxın uyğunluğu cədvəli inandırıcı etdi.</w:t>
       </w:r>
     </w:p>
     <w:p>
       <w:pPr>
-        <w:keepNext/>
-        <w:spacing w:before="240" w:after="120"/>
+        <w:pStyle w:val="Heading1"/>
+        <w:widowControl/>
       </w:pPr>
       <w:r>
-        <w:rPr>
-          <w:rFonts w:ascii="Calibri" w:hAnsi="Calibri" w:eastAsia="Calibri"/>
-          <w:b/>
-          <w:i w:val="0"/>
-          <w:color w:val="004E8C"/>
-          <w:sz w:val="28"/>
-        </w:rPr>
-        <w:t>Nə vaxt və necə yaranıb?</w:t>
+        <w:t>Nə vaxt və necə yaranıb</w:t>
       </w:r>
     </w:p>
     <w:p>
       <w:pPr>
-        <w:spacing w:after="160" w:line="276" w:lineRule="auto"/>
+        <w:widowControl/>
       </w:pPr>
       <w:r>
-        <w:rPr>
-          <w:rFonts w:ascii="Calibri" w:hAnsi="Calibri" w:eastAsia="Calibri"/>
-          <w:b w:val="0"/>
-          <w:i w:val="0"/>
-          <w:sz w:val="22"/>
-        </w:rPr>
-        <w:t>XIX əsrin ortalarında kimyaçılar onlarla element tanıyırdılar, lakin onları sistemləşdirməyin aydın yolu yox idi. Atom kütlələrinin daha dəqiq ölçülməsi və alimlər arasında məlumat mübadiləsinin yaxşılaşması müqayisə edilə bilən məlumat yaratdı. Mendeleyev kimya dərsliyi hazırlayarkən elementləri əsasən atom kütləsinə və kimyəvi xassələrinə görə sıraladı. XX əsrin əvvəllərində Henri Mozlinin tədqiqatı düzgün ardıcıllığın atom nömrəsi ilə müəyyənləşdiyini göstərdi. Sonralar təsirsiz qazlar, radioaktiv elementlər və laboratoriyada alınan süni elementlər cədvəlin əsas qanunauyğunluğunu pozmadan ona əlavə edildi.</w:t>
+        <w:t>XIX əsrin ortalarında kimyaçılar onlarla element tanıyırdılar, lakin onları təşkil edən aydın sistem yox idi. Daha etibarlı atom çəkiləri və daha yaxşı elmi əlaqə müqayisə edilə bilən məlumatlar verdi. Mendeleyev kimya dərsliyi hazırlayarkən elementləri əsasən atom çəkisinə və kimyəvi xassələrinə görə düzdü. XX əsrin əvvəlində Henri Mozlinin işi düzgün sıranın atom nömrəsinə əsaslandığını göstərdi. Sonra yeni nəcib qazlar, radioaktiv və laboratoriyada yaradılan elementlər cədvəlin əsas qanunauyğunluğu pozulmadan əlavə edildi.</w:t>
       </w:r>
     </w:p>
     <w:p>
       <w:pPr>
-        <w:keepNext/>
-        <w:spacing w:before="240" w:after="120"/>
+        <w:pStyle w:val="Heading1"/>
+        <w:widowControl/>
       </w:pPr>
       <w:r>
-        <w:rPr>
-          <w:rFonts w:ascii="Calibri" w:hAnsi="Calibri" w:eastAsia="Calibri"/>
-          <w:b/>
-          <w:i w:val="0"/>
-          <w:color w:val="004E8C"/>
-          <w:sz w:val="28"/>
-        </w:rPr>
-        <w:t>Elmi əhəmiyyəti</w:t>
+        <w:t>Elm üçün əhəmiyyəti</w:t>
       </w:r>
     </w:p>
     <w:p>
       <w:pPr>
-        <w:spacing w:after="160" w:line="276" w:lineRule="auto"/>
+        <w:widowControl/>
       </w:pPr>
       <w:r>
-        <w:rPr>
-          <w:rFonts w:ascii="Calibri" w:hAnsi="Calibri" w:eastAsia="Calibri"/>
-          <w:b w:val="0"/>
-          <w:i w:val="0"/>
-          <w:sz w:val="22"/>
-        </w:rPr>
-        <w:t>Dövri cədvəl kimyaya proqnoz vermək gücü qazandırdı. Boş xana sadəcə boş yer deyildi; o, naməlum bir elementin mövcud olmalı və müəyyən xassələr daşımalı olduğu barədə elmi iddia idi. Sonralar elektron quruluşu dövriliyin niyə təkrarlandığını izah etdi. Eyni qrupdakı elementlərin xarici elektron quruluşu oxşardır və bu elektronlar kimyəvi reaksiyaları müəyyənləşdirir. Buna görə cədvəl həm kataloq, həm də yığcam nəzəriyyədir. Çox az elmi sxem bu qədər çox yoxlanmış əlaqəni belə kiçik sahədə göstərə bilir.</w:t>
+        <w:t>Cədvəl kimyaya qabaqcadan nəticə çıxarmaq gücü verdi. Boş yer sadəcə boşluq deyildi: müəyyən xassəli naməlum elementin mövcud olmalı olduğu iddiası idi. Sonralar elektron quruluşu təkrarlanmanın səbəbini izah etdi. Eyni qrupdakı elementlərin kimyəvi reaksiyalara təsir edən xarici elektronlarının düzülüşü oxşardır. Buna görə cədvəl həm kataloq, həm də yığcam nəzəriyyədir. Az elmi sxem bu qədər yoxlanmış əlaqəni belə kiçik sahədə birləşdirir.</w:t>
       </w:r>
     </w:p>
     <w:p>
       <w:pPr>
-        <w:keepNext/>
-        <w:spacing w:before="240" w:after="120"/>
+        <w:pStyle w:val="Heading1"/>
+        <w:widowControl/>
       </w:pPr>
       <w:r>
-        <w:rPr>
-          <w:rFonts w:ascii="Calibri" w:hAnsi="Calibri" w:eastAsia="Calibri"/>
-          <w:b/>
-          <w:i w:val="0"/>
-          <w:color w:val="004E8C"/>
-          <w:sz w:val="28"/>
-        </w:rPr>
         <w:t>Sonrakı inkişafa təsiri</w:t>
       </w:r>
     </w:p>
     <w:p>
       <w:pPr>
-        <w:spacing w:after="160" w:line="276" w:lineRule="auto"/>
+        <w:widowControl/>
       </w:pPr>
       <w:r>
-        <w:rPr>
-          <w:rFonts w:ascii="Calibri" w:hAnsi="Calibri" w:eastAsia="Calibri"/>
-          <w:b w:val="0"/>
-          <w:i w:val="0"/>
-          <w:sz w:val="22"/>
-        </w:rPr>
-        <w:t>Kimyaçılar elementin cədvəldəki mövqeyinə əsasən onun reaksiyalarını, rabitə yaratma qabiliyyətini, atom ölçüsünü və metallıq xassəsini təxmin edirlər. Bu bilik yeni elementlərin axtarışına, ərintilərin, dərmanların, katalizatorların və elektron materialların hazırlanmasına kömək etdi. Yarımkeçirici mühəndisləri silisiumun elektrik keçirməsini dəyişmək üçün ona seçilmiş elementlərdən az miqdarda qatqı əlavə edirlər. Lantanoidlər və aktinoidlər cədvəli yığcam saxlamaq üçün adətən əsas hissənin altında göstərilir; bu, xəritənin bir bölməsini qatlayıb açmağa bənzəyir, coğrafiya isə dəyişmir.</w:t>
+        <w:t>Kimyaçılar elementin mövqeyinə baxaraq onun reaksiyalarını, rabitə yaratmasını, ölçüsünü və metallıq xassəsini təxmin edirlər. Bu, yeni elementlərin axtarışına, ərintilərin, dərmanların, katalizatorların və elektron materialların hazırlanmasına kömək etdi. Yarımkeçirici mühəndislər silisiumun elektrik keçirməsini dəyişmək üçün ona seçilmiş elementlərdən az miqdarda əlavə edirlər. Lantanoidlər və aktinoidlər cədvəl yığcam qalsın deyə adətən əsas hissənin altında göstərilir. Bu, coğrafiyanı dəyişmədən xəritənin bir hissəsini ayrıca açmağa bənzəyir.</w:t>
       </w:r>
     </w:p>
     <w:p>
       <w:pPr>
-        <w:keepNext/>
-        <w:spacing w:before="240" w:after="120"/>
+        <w:pStyle w:val="Heading1"/>
+        <w:widowControl/>
       </w:pPr>
       <w:r>
-        <w:rPr>
-          <w:rFonts w:ascii="Calibri" w:hAnsi="Calibri" w:eastAsia="Calibri"/>
-          <w:b/>
-          <w:i w:val="0"/>
-          <w:color w:val="004E8C"/>
-          <w:sz w:val="28"/>
-        </w:rPr>
-        <w:t>İnsan həyatını necə dəyişdi?</w:t>
+        <w:t>İnsan həyatını necə dəyişib</w:t>
       </w:r>
     </w:p>
     <w:p>
       <w:pPr>
-        <w:spacing w:after="160" w:line="276" w:lineRule="auto"/>
+        <w:widowControl/>
       </w:pPr>
       <w:r>
-        <w:rPr>
-          <w:rFonts w:ascii="Calibri" w:hAnsi="Calibri" w:eastAsia="Calibri"/>
-          <w:b w:val="0"/>
-          <w:i w:val="0"/>
-          <w:sz w:val="22"/>
-        </w:rPr>
-        <w:t>Dövri cədvəl elementlərin xassələrini və qarşılıqlı əlaqələrini şagirdlər, laboratoriyalar və sənaye üçün vahid sistemdə göstərdi. O, duzun, poladın, oksigenin və kompüter çiplərinin niyə fərqli davrandığını anlamağa kömək edir. Mühəndislər materialları daha çox biliklə və daha az sınaq-səhvlə seçə bilirlər. Cədvəl həm də nizamlı və dərk edilə bilən dünyanın mədəni rəmzinə çevrildi. Hər kimyəvi nəticəni hazır şəkildə göstərməsə də, bir elementi anlamaq lazım gəldikdə insanların ilk müraciət etdiyi vasitələrdən biri olaraq qalır.</w:t>
+        <w:t>Cədvəl tələbələrə, laboratoriyalara və sənayeyə maddənin ümumi xəritəsini verdi. Duzun, poladın, oksigenin və kompüter çiplərinin niyə fərqli davrandığını anlamağa kömək edir. Mühəndislər materialı daha çox biliklə, daha az sınaq və səhvlə seçə bilirlər. Cədvəl nizamlı və dərk edilə bilən dünyanın mədəni rəmzinə də çevrildi. O, hər kimyəvi nəticənin hazır resepti deyil, amma elementi anlamaq istəyən insanın ilk müraciət etdiyi vasitələrdəndir.</w:t>
       </w:r>
     </w:p>
     <w:p>
       <w:pPr>
-        <w:keepNext/>
-        <w:spacing w:before="240" w:after="120"/>
+        <w:pStyle w:val="Heading1"/>
+        <w:widowControl/>
       </w:pPr>
       <w:r>
-        <w:rPr>
-          <w:rFonts w:ascii="Calibri" w:hAnsi="Calibri" w:eastAsia="Calibri"/>
-          <w:b/>
-          <w:i w:val="0"/>
-          <w:color w:val="004E8C"/>
-          <w:sz w:val="28"/>
-        </w:rPr>
         <w:t>Mənbələr və istinadlar</w:t>
       </w:r>
     </w:p>
     <w:p>
       <w:pPr>
-        <w:keepNext/>
-        <w:spacing w:before="240" w:after="120"/>
+        <w:pStyle w:val="Heading2"/>
+        <w:widowControl/>
       </w:pPr>
       <w:r>
         <w:rPr>
-          <w:rFonts w:ascii="Calibri" w:hAnsi="Calibri" w:eastAsia="Calibri"/>
-          <w:b/>
-          <w:i w:val="0"/>
-          <w:color w:val="004E8C"/>
-          <w:sz w:val="24"/>
+          <w:sz w:val="20"/>
         </w:rPr>
-        <w:t>C. Təşkilatların materialları və ensiklopedik mənbələr</w:t>
+        <w:t>C Qurumların materialları və ensiklopedik mənbələr</w:t>
       </w:r>
     </w:p>
     <w:p>
       <w:pPr>
-        <w:spacing w:after="80"/>
-        <w:ind w:left="360"/>
+        <w:widowControl/>
       </w:pPr>
       <w:r>
         <w:rPr>
-          <w:rFonts w:ascii="Calibri" w:hAnsi="Calibri" w:eastAsia="Calibri"/>
-          <w:b w:val="0"/>
-          <w:i w:val="0"/>
-          <w:sz w:val="22"/>
+          <w:sz w:val="20"/>
         </w:rPr>
-        <w:t>1. Encyclopaedia Britannica. “Periodic table” (“Dövri cədvəl”).</w:t>
-      </w:r>
-      <w:r>
-        <w:rPr>
-          <w:rFonts w:ascii="Calibri" w:hAnsi="Calibri" w:eastAsia="Calibri"/>
-          <w:b w:val="0"/>
-          <w:i w:val="0"/>
-          <w:sz w:val="22"/>
-        </w:rPr>
-        <w:t xml:space="preserve"> </w:t>
+        <w:t xml:space="preserve">1. Encyclopaedia Britannica. 'Periodic table.' </w:t>
       </w:r>
       <w:hyperlink r:id="rId9">
         <w:r>
           <w:rPr>
-            <w:rFonts w:ascii="Calibri" w:hAnsi="Calibri" w:eastAsia="Calibri"/>
-            <w:b w:val="0"/>
-            <w:i w:val="0"/>
-            <w:sz w:val="22"/>
-            <w:color w:val="0563C1"/>
-            <w:u w:val="single"/>
+            <w:sz w:val="20"/>
           </w:rPr>
           <w:t>https://www.britannica.com/science/periodic-table</w:t>
         </w:r>
       </w:hyperlink>
+      <w:r>
+        <w:rPr>
+          <w:sz w:val="20"/>
+        </w:rPr>
+      </w:r>
     </w:p>
     <w:p>
       <w:pPr>
-        <w:spacing w:after="80"/>
-        <w:ind w:left="360"/>
+        <w:widowControl/>
       </w:pPr>
       <w:r>
         <w:rPr>
-          <w:rFonts w:ascii="Calibri" w:hAnsi="Calibri" w:eastAsia="Calibri"/>
-          <w:b w:val="0"/>
-          <w:i w:val="0"/>
-          <w:sz w:val="22"/>
+          <w:sz w:val="20"/>
         </w:rPr>
-        <w:t>2. Science History Institute. “Dmitri Mendeleev” (“Dmitri Mendeleyev”).</w:t>
-      </w:r>
-      <w:r>
-        <w:rPr>
-          <w:rFonts w:ascii="Calibri" w:hAnsi="Calibri" w:eastAsia="Calibri"/>
-          <w:b w:val="0"/>
-          <w:i w:val="0"/>
-          <w:sz w:val="22"/>
-        </w:rPr>
-        <w:t xml:space="preserve"> </w:t>
+        <w:t xml:space="preserve">2. Science History Institute. 'Dmitri Mendeleev.' </w:t>
       </w:r>
       <w:hyperlink r:id="rId10">
         <w:r>
           <w:rPr>
-            <w:rFonts w:ascii="Calibri" w:hAnsi="Calibri" w:eastAsia="Calibri"/>
-            <w:b w:val="0"/>
-            <w:i w:val="0"/>
-            <w:sz w:val="22"/>
-            <w:color w:val="0563C1"/>
-            <w:u w:val="single"/>
+            <w:sz w:val="20"/>
           </w:rPr>
           <w:t>https://www.sciencehistory.org/education/scientific-biographies/dmitri-mendeleev/</w:t>
         </w:r>
       </w:hyperlink>
-    </w:p>
-    <w:p>
-      <w:pPr>
-        <w:keepNext/>
-        <w:spacing w:before="240" w:after="120"/>
-      </w:pPr>
       <w:r>
         <w:rPr>
-          <w:rFonts w:ascii="Calibri" w:hAnsi="Calibri" w:eastAsia="Calibri"/>
-          <w:b/>
-          <w:i w:val="0"/>
-          <w:color w:val="004E8C"/>
-          <w:sz w:val="24"/>
+          <w:sz w:val="20"/>
         </w:rPr>
-        <w:t>H. Peşəkar cəmiyyətlər və standartlaşdırma qurumları</w:t>
       </w:r>
     </w:p>
     <w:p>
       <w:pPr>
-        <w:spacing w:after="80"/>
-        <w:ind w:left="360"/>
+        <w:pStyle w:val="Heading2"/>
+        <w:widowControl/>
       </w:pPr>
       <w:r>
         <w:rPr>
-          <w:rFonts w:ascii="Calibri" w:hAnsi="Calibri" w:eastAsia="Calibri"/>
-          <w:b w:val="0"/>
-          <w:i w:val="0"/>
-          <w:sz w:val="22"/>
+          <w:sz w:val="20"/>
         </w:rPr>
-        <w:t>1. Beynəlxalq Nəzəri və Tətbiqi Kimya İttifaqı (IUPAC). Kimyəvi elementlərin dövri cədvəli.</w:t>
+        <w:t>H Peşə birlikləri və standartlaşdırma qurumları</w:t>
       </w:r>
+    </w:p>
+    <w:p>
+      <w:pPr>
+        <w:widowControl/>
+      </w:pPr>
       <w:r>
         <w:rPr>
-          <w:rFonts w:ascii="Calibri" w:hAnsi="Calibri" w:eastAsia="Calibri"/>
-          <w:b w:val="0"/>
-          <w:i w:val="0"/>
-          <w:sz w:val="22"/>
+          <w:sz w:val="20"/>
         </w:rPr>
-        <w:t xml:space="preserve"> </w:t>
+        <w:t xml:space="preserve">1. International Union of Pure and Applied Chemistry. 'Periodic Table of Elements.' </w:t>
       </w:r>
       <w:hyperlink r:id="rId11">
         <w:r>
           <w:rPr>
-            <w:rFonts w:ascii="Calibri" w:hAnsi="Calibri" w:eastAsia="Calibri"/>
-            <w:b w:val="0"/>
-            <w:i w:val="0"/>
-            <w:sz w:val="22"/>
-            <w:color w:val="0563C1"/>
-            <w:u w:val="single"/>
+            <w:sz w:val="20"/>
           </w:rPr>
           <w:t>https://iupac.org/what-we-do/periodic-table-of-elements/</w:t>
         </w:r>
       </w:hyperlink>
+      <w:r>
+        <w:rPr>
+          <w:sz w:val="20"/>
+        </w:rPr>
+      </w:r>
     </w:p>
     <w:p>
       <w:pPr>
-        <w:spacing w:after="80"/>
-        <w:ind w:left="360"/>
+        <w:widowControl/>
       </w:pPr>
       <w:r>
         <w:rPr>
-          <w:rFonts w:ascii="Calibri" w:hAnsi="Calibri" w:eastAsia="Calibri"/>
-          <w:b w:val="0"/>
-          <w:i w:val="0"/>
-          <w:sz w:val="22"/>
+          <w:sz w:val="20"/>
         </w:rPr>
-        <w:t>2. Royal Society of Chemistry. Dövri cədvəl.</w:t>
-      </w:r>
-      <w:r>
-        <w:rPr>
-          <w:rFonts w:ascii="Calibri" w:hAnsi="Calibri" w:eastAsia="Calibri"/>
-          <w:b w:val="0"/>
-          <w:i w:val="0"/>
-          <w:sz w:val="22"/>
-        </w:rPr>
-        <w:t xml:space="preserve"> </w:t>
+        <w:t xml:space="preserve">2. Royal Society of Chemistry. 'Periodic Table.' </w:t>
       </w:r>
       <w:hyperlink r:id="rId12">
         <w:r>
           <w:rPr>
-            <w:rFonts w:ascii="Calibri" w:hAnsi="Calibri" w:eastAsia="Calibri"/>
-            <w:b w:val="0"/>
-            <w:i w:val="0"/>
-            <w:sz w:val="22"/>
-            <w:color w:val="0563C1"/>
-            <w:u w:val="single"/>
+            <w:sz w:val="20"/>
           </w:rPr>
           <w:t>https://www.rsc.org/periodic-table</w:t>
         </w:r>
       </w:hyperlink>
+      <w:r>
+        <w:rPr>
+          <w:sz w:val="20"/>
+        </w:rPr>
+      </w:r>
     </w:p>
     <w:sectPr>
-      <w:pgSz w:w="12240" w:h="15840"/>
-      <w:pgMar w:top="1296" w:right="1440" w:bottom="1296" w:left="1440" w:header="720" w:footer="720" w:gutter="0"/>
+      <w:footerReference w:type="default" r:id="rId13"/>
+      <w:pgSz w:w="11906" w:h="16838"/>
+      <w:pgMar w:top="1020" w:right="1134" w:bottom="1020" w:left="1134" w:header="720" w:footer="720" w:gutter="0"/>
       <w:cols w:space="720"/>
       <w:docGrid w:linePitch="360"/>
     </w:sectPr>
   </w:body>
 </w:document>
+</file>
+
+<file path=word/footer1.xml><?xml version="1.0" encoding="utf-8"?>
+<w:ftr xmlns:m="http://schemas.openxmlformats.org/officeDocument/2006/math" xmlns:mc="http://schemas.openxmlformats.org/markup-compatibility/2006" xmlns:mo="http://schemas.microsoft.com/office/mac/office/2008/main" xmlns:mv="urn:schemas-microsoft-com:mac:vml" xmlns:o="urn:schemas-microsoft-com:office:office" xmlns:r="http://schemas.openxmlformats.org/officeDocument/2006/relationships" xmlns:v="urn:schemas-microsoft-com:vml" xmlns:w10="urn:schemas-microsoft-com:office:word" xmlns:w14="http://schemas.microsoft.com/office/word/2010/wordml" xmlns:w="http://schemas.openxmlformats.org/wordprocessingml/2006/main" xmlns:wne="http://schemas.microsoft.com/office/word/2006/wordml" xmlns:wp14="http://schemas.microsoft.com/office/word/2010/wordprocessingDrawing" xmlns:wp="http://schemas.openxmlformats.org/drawingml/2006/wordprocessingDrawing" xmlns:wpc="http://schemas.microsoft.com/office/word/2010/wordprocessingCanvas" xmlns:wpg="http://schemas.microsoft.com/office/word/2010/wordprocessingGroup" xmlns:wpi="http://schemas.microsoft.com/office/word/2010/wordprocessingInk" xmlns:wps="http://schemas.microsoft.com/office/word/2010/wordprocessingShape" mc:Ignorable="w14 wp14">
+  <w:p>
+    <w:pPr>
+      <w:pStyle w:val="Footer"/>
+      <w:jc w:val="right"/>
+    </w:pPr>
+    <w:fldSimple w:instr="PAGE"/>
+  </w:p>
+</w:ftr>
 </file>
 
 <file path=word/numbering.xml><?xml version="1.0" encoding="utf-8"?>
@@ -741,7 +559,7 @@
   <w:docDefaults>
     <w:rPrDefault>
       <w:rPr>
-        <w:rFonts w:asciiTheme="minorHAnsi" w:eastAsiaTheme="minorEastAsia" w:hAnsiTheme="minorHAnsi" w:cstheme="minorBidi"/>
+        <w:rFonts/>
         <w:sz w:val="22"/>
         <w:szCs w:val="22"/>
         <w:lang w:val="en-US" w:eastAsia="en-US" w:bidi="ar-SA"/>
@@ -896,6 +714,15 @@
     <w:name w:val="Normal"/>
     <w:qFormat/>
     <w:rsid w:val="00FC693F"/>
+    <w:pPr>
+      <w:spacing w:after="120" w:line="259" w:lineRule="auto"/>
+    </w:pPr>
+    <w:rPr>
+      <w:rFonts w:ascii="Times New Roman" w:hAnsi="Times New Roman"/>
+      <w:color w:val="000000"/>
+      <w:sz w:val="24"/>
+      <w:lang w:val="az-Latn-AZ"/>
+    </w:rPr>
   </w:style>
   <w:style w:type="paragraph" w:styleId="Header">
     <w:name w:val="header"/>
@@ -952,16 +779,17 @@
     <w:pPr>
       <w:keepNext/>
       <w:keepLines/>
-      <w:spacing w:before="480" w:after="0"/>
+      <w:spacing w:before="480" w:after="120" w:line="259" w:lineRule="auto"/>
       <w:outlineLvl w:val="0"/>
     </w:pPr>
     <w:rPr>
-      <w:rFonts w:asciiTheme="majorHAnsi" w:eastAsiaTheme="majorEastAsia" w:hAnsiTheme="majorHAnsi" w:cstheme="majorBidi"/>
+      <w:rFonts w:ascii="Times New Roman" w:hAnsi="Times New Roman"/>
       <w:b/>
       <w:bCs/>
-      <w:color w:val="365F91" w:themeColor="accent1" w:themeShade="BF"/>
-      <w:sz w:val="28"/>
+      <w:color w:val="000000"/>
+      <w:sz w:val="26"/>
       <w:szCs w:val="28"/>
+      <w:lang w:val="az-Latn-AZ"/>
     </w:rPr>
   </w:style>
   <w:style w:type="paragraph" w:styleId="Heading2">
@@ -976,16 +804,17 @@
     <w:pPr>
       <w:keepNext/>
       <w:keepLines/>
-      <w:spacing w:before="200" w:after="0"/>
+      <w:spacing w:before="200" w:after="120" w:line="259" w:lineRule="auto"/>
       <w:outlineLvl w:val="1"/>
     </w:pPr>
     <w:rPr>
-      <w:rFonts w:asciiTheme="majorHAnsi" w:eastAsiaTheme="majorEastAsia" w:hAnsiTheme="majorHAnsi" w:cstheme="majorBidi"/>
+      <w:rFonts w:ascii="Times New Roman" w:hAnsi="Times New Roman"/>
       <w:b/>
       <w:bCs/>
-      <w:color w:val="4F81BD" w:themeColor="accent1"/>
+      <w:color w:val="000000"/>
       <w:sz w:val="26"/>
       <w:szCs w:val="26"/>
+      <w:lang w:val="az-Latn-AZ"/>
     </w:rPr>
   </w:style>
   <w:style w:type="paragraph" w:styleId="Heading3">
@@ -1004,7 +833,7 @@
       <w:outlineLvl w:val="2"/>
     </w:pPr>
     <w:rPr>
-      <w:rFonts w:asciiTheme="majorHAnsi" w:eastAsiaTheme="majorEastAsia" w:hAnsiTheme="majorHAnsi" w:cstheme="majorBidi"/>
+      <w:rFonts/>
       <w:b/>
       <w:bCs/>
       <w:color w:val="4F81BD" w:themeColor="accent1"/>
@@ -1027,7 +856,7 @@
       <w:outlineLvl w:val="3"/>
     </w:pPr>
     <w:rPr>
-      <w:rFonts w:asciiTheme="majorHAnsi" w:eastAsiaTheme="majorEastAsia" w:hAnsiTheme="majorHAnsi" w:cstheme="majorBidi"/>
+      <w:rFonts/>
       <w:b/>
       <w:bCs/>
       <w:i/>
@@ -1052,7 +881,7 @@
       <w:outlineLvl w:val="4"/>
     </w:pPr>
     <w:rPr>
-      <w:rFonts w:asciiTheme="majorHAnsi" w:eastAsiaTheme="majorEastAsia" w:hAnsiTheme="majorHAnsi" w:cstheme="majorBidi"/>
+      <w:rFonts/>
       <w:color w:val="243F60" w:themeColor="accent1" w:themeShade="7F"/>
     </w:rPr>
   </w:style>
@@ -1073,7 +902,7 @@
       <w:outlineLvl w:val="5"/>
     </w:pPr>
     <w:rPr>
-      <w:rFonts w:asciiTheme="majorHAnsi" w:eastAsiaTheme="majorEastAsia" w:hAnsiTheme="majorHAnsi" w:cstheme="majorBidi"/>
+      <w:rFonts/>
       <w:i/>
       <w:iCs/>
       <w:color w:val="243F60" w:themeColor="accent1" w:themeShade="7F"/>
@@ -1096,7 +925,7 @@
       <w:outlineLvl w:val="6"/>
     </w:pPr>
     <w:rPr>
-      <w:rFonts w:asciiTheme="majorHAnsi" w:eastAsiaTheme="majorEastAsia" w:hAnsiTheme="majorHAnsi" w:cstheme="majorBidi"/>
+      <w:rFonts/>
       <w:i/>
       <w:iCs/>
       <w:color w:val="404040" w:themeColor="text1" w:themeTint="BF"/>
@@ -1119,7 +948,7 @@
       <w:outlineLvl w:val="7"/>
     </w:pPr>
     <w:rPr>
-      <w:rFonts w:asciiTheme="majorHAnsi" w:eastAsiaTheme="majorEastAsia" w:hAnsiTheme="majorHAnsi" w:cstheme="majorBidi"/>
+      <w:rFonts/>
       <w:color w:val="4F81BD" w:themeColor="accent1"/>
       <w:sz w:val="20"/>
       <w:szCs w:val="20"/>
@@ -1142,7 +971,7 @@
       <w:outlineLvl w:val="8"/>
     </w:pPr>
     <w:rPr>
-      <w:rFonts w:asciiTheme="majorHAnsi" w:eastAsiaTheme="majorEastAsia" w:hAnsiTheme="majorHAnsi" w:cstheme="majorBidi"/>
+      <w:rFonts/>
       <w:i/>
       <w:iCs/>
       <w:color w:val="404040" w:themeColor="text1" w:themeTint="BF"/>
@@ -1193,7 +1022,7 @@
     <w:uiPriority w:val="9"/>
     <w:rsid w:val="00FC693F"/>
     <w:rPr>
-      <w:rFonts w:asciiTheme="majorHAnsi" w:eastAsiaTheme="majorEastAsia" w:hAnsiTheme="majorHAnsi" w:cstheme="majorBidi"/>
+      <w:rFonts/>
       <w:b/>
       <w:bCs/>
       <w:color w:val="365F91" w:themeColor="accent1" w:themeShade="BF"/>
@@ -1208,7 +1037,7 @@
     <w:uiPriority w:val="9"/>
     <w:rsid w:val="00FC693F"/>
     <w:rPr>
-      <w:rFonts w:asciiTheme="majorHAnsi" w:eastAsiaTheme="majorEastAsia" w:hAnsiTheme="majorHAnsi" w:cstheme="majorBidi"/>
+      <w:rFonts/>
       <w:b/>
       <w:bCs/>
       <w:color w:val="4F81BD" w:themeColor="accent1"/>
@@ -1223,7 +1052,7 @@
     <w:uiPriority w:val="9"/>
     <w:rsid w:val="00FC693F"/>
     <w:rPr>
-      <w:rFonts w:asciiTheme="majorHAnsi" w:eastAsiaTheme="majorEastAsia" w:hAnsiTheme="majorHAnsi" w:cstheme="majorBidi"/>
+      <w:rFonts/>
       <w:b/>
       <w:bCs/>
       <w:color w:val="4F81BD" w:themeColor="accent1"/>
@@ -1238,19 +1067,17 @@
     <w:qFormat/>
     <w:rsid w:val="00FC693F"/>
     <w:pPr>
-      <w:pBdr>
-        <w:bottom w:val="single" w:sz="8" w:space="4" w:color="4F81BD" w:themeColor="accent1"/>
-      </w:pBdr>
-      <w:spacing w:after="300" w:line="240" w:lineRule="auto"/>
+      <w:spacing w:after="120" w:line="259" w:lineRule="auto"/>
       <w:contextualSpacing/>
     </w:pPr>
     <w:rPr>
-      <w:rFonts w:asciiTheme="majorHAnsi" w:eastAsiaTheme="majorEastAsia" w:hAnsiTheme="majorHAnsi" w:cstheme="majorBidi"/>
-      <w:color w:val="17365D" w:themeColor="text2" w:themeShade="BF"/>
+      <w:rFonts w:ascii="Times New Roman" w:hAnsi="Times New Roman"/>
+      <w:color w:val="000000"/>
       <w:spacing w:val="5"/>
       <w:kern w:val="28"/>
-      <w:sz w:val="52"/>
+      <w:sz w:val="40"/>
       <w:szCs w:val="52"/>
+      <w:lang w:val="az-Latn-AZ"/>
     </w:rPr>
   </w:style>
   <w:style w:type="character" w:customStyle="1" w:styleId="TitleChar">
@@ -1260,7 +1087,7 @@
     <w:uiPriority w:val="10"/>
     <w:rsid w:val="00FC693F"/>
     <w:rPr>
-      <w:rFonts w:asciiTheme="majorHAnsi" w:eastAsiaTheme="majorEastAsia" w:hAnsiTheme="majorHAnsi" w:cstheme="majorBidi"/>
+      <w:rFonts/>
       <w:color w:val="17365D" w:themeColor="text2" w:themeShade="BF"/>
       <w:spacing w:val="5"/>
       <w:kern w:val="28"/>
@@ -1282,7 +1109,7 @@
       </w:numPr>
     </w:pPr>
     <w:rPr>
-      <w:rFonts w:asciiTheme="majorHAnsi" w:eastAsiaTheme="majorEastAsia" w:hAnsiTheme="majorHAnsi" w:cstheme="majorBidi"/>
+      <w:rFonts/>
       <w:i/>
       <w:iCs/>
       <w:color w:val="4F81BD" w:themeColor="accent1"/>
@@ -1298,7 +1125,7 @@
     <w:uiPriority w:val="11"/>
     <w:rsid w:val="00FC693F"/>
     <w:rPr>
-      <w:rFonts w:asciiTheme="majorHAnsi" w:eastAsiaTheme="majorEastAsia" w:hAnsiTheme="majorHAnsi" w:cstheme="majorBidi"/>
+      <w:rFonts/>
       <w:i/>
       <w:iCs/>
       <w:color w:val="4F81BD" w:themeColor="accent1"/>
@@ -1423,8 +1250,15 @@
       <w:numPr>
         <w:numId w:val="1"/>
       </w:numPr>
+      <w:spacing w:after="120" w:line="259" w:lineRule="auto"/>
       <w:contextualSpacing/>
     </w:pPr>
+    <w:rPr>
+      <w:rFonts w:ascii="Times New Roman" w:hAnsi="Times New Roman"/>
+      <w:color w:val="000000"/>
+      <w:sz w:val="24"/>
+      <w:lang w:val="az-Latn-AZ"/>
+    </w:rPr>
   </w:style>
   <w:style w:type="paragraph" w:styleId="ListBullet2">
     <w:name w:val="List Bullet 2"/>
@@ -1596,7 +1430,7 @@
     <w:semiHidden/>
     <w:rsid w:val="00FC693F"/>
     <w:rPr>
-      <w:rFonts w:asciiTheme="majorHAnsi" w:eastAsiaTheme="majorEastAsia" w:hAnsiTheme="majorHAnsi" w:cstheme="majorBidi"/>
+      <w:rFonts/>
       <w:b/>
       <w:bCs/>
       <w:i/>
@@ -1612,7 +1446,7 @@
     <w:semiHidden/>
     <w:rsid w:val="00FC693F"/>
     <w:rPr>
-      <w:rFonts w:asciiTheme="majorHAnsi" w:eastAsiaTheme="majorEastAsia" w:hAnsiTheme="majorHAnsi" w:cstheme="majorBidi"/>
+      <w:rFonts/>
       <w:color w:val="243F60" w:themeColor="accent1" w:themeShade="7F"/>
     </w:rPr>
   </w:style>
@@ -1624,7 +1458,7 @@
     <w:semiHidden/>
     <w:rsid w:val="00FC693F"/>
     <w:rPr>
-      <w:rFonts w:asciiTheme="majorHAnsi" w:eastAsiaTheme="majorEastAsia" w:hAnsiTheme="majorHAnsi" w:cstheme="majorBidi"/>
+      <w:rFonts/>
       <w:i/>
       <w:iCs/>
       <w:color w:val="243F60" w:themeColor="accent1" w:themeShade="7F"/>
@@ -1638,7 +1472,7 @@
     <w:semiHidden/>
     <w:rsid w:val="00FC693F"/>
     <w:rPr>
-      <w:rFonts w:asciiTheme="majorHAnsi" w:eastAsiaTheme="majorEastAsia" w:hAnsiTheme="majorHAnsi" w:cstheme="majorBidi"/>
+      <w:rFonts/>
       <w:i/>
       <w:iCs/>
       <w:color w:val="404040" w:themeColor="text1" w:themeTint="BF"/>
@@ -1652,7 +1486,7 @@
     <w:semiHidden/>
     <w:rsid w:val="00FC693F"/>
     <w:rPr>
-      <w:rFonts w:asciiTheme="majorHAnsi" w:eastAsiaTheme="majorEastAsia" w:hAnsiTheme="majorHAnsi" w:cstheme="majorBidi"/>
+      <w:rFonts/>
       <w:color w:val="4F81BD" w:themeColor="accent1"/>
       <w:sz w:val="20"/>
       <w:szCs w:val="20"/>
@@ -1666,7 +1500,7 @@
     <w:semiHidden/>
     <w:rsid w:val="00FC693F"/>
     <w:rPr>
-      <w:rFonts w:asciiTheme="majorHAnsi" w:eastAsiaTheme="majorEastAsia" w:hAnsiTheme="majorHAnsi" w:cstheme="majorBidi"/>
+      <w:rFonts/>
       <w:i/>
       <w:iCs/>
       <w:color w:val="404040" w:themeColor="text1" w:themeTint="BF"/>
@@ -1725,9 +1559,6 @@
     <w:qFormat/>
     <w:rsid w:val="00FC693F"/>
     <w:pPr>
-      <w:pBdr>
-        <w:bottom w:val="single" w:sz="4" w:space="4" w:color="4F81BD" w:themeColor="accent1"/>
-      </w:pBdr>
       <w:spacing w:before="200" w:after="280"/>
       <w:ind w:left="936" w:right="936"/>
     </w:pPr>
@@ -3255,7 +3086,7 @@
         <w:spacing w:before="0" w:after="0" w:line="240" w:lineRule="auto"/>
       </w:pPr>
       <w:rPr>
-        <w:rFonts w:asciiTheme="majorHAnsi" w:eastAsiaTheme="majorEastAsia" w:hAnsiTheme="majorHAnsi" w:cstheme="majorBidi"/>
+        <w:rFonts/>
         <w:b/>
         <w:bCs/>
       </w:rPr>
@@ -3276,7 +3107,7 @@
         <w:spacing w:before="0" w:after="0" w:line="240" w:lineRule="auto"/>
       </w:pPr>
       <w:rPr>
-        <w:rFonts w:asciiTheme="majorHAnsi" w:eastAsiaTheme="majorEastAsia" w:hAnsiTheme="majorHAnsi" w:cstheme="majorBidi"/>
+        <w:rFonts/>
         <w:b/>
         <w:bCs/>
       </w:rPr>
@@ -3294,14 +3125,14 @@
     </w:tblStylePr>
     <w:tblStylePr w:type="firstCol">
       <w:rPr>
-        <w:rFonts w:asciiTheme="majorHAnsi" w:eastAsiaTheme="majorEastAsia" w:hAnsiTheme="majorHAnsi" w:cstheme="majorBidi"/>
+        <w:rFonts/>
         <w:b/>
         <w:bCs/>
       </w:rPr>
     </w:tblStylePr>
     <w:tblStylePr w:type="lastCol">
       <w:rPr>
-        <w:rFonts w:asciiTheme="majorHAnsi" w:eastAsiaTheme="majorEastAsia" w:hAnsiTheme="majorHAnsi" w:cstheme="majorBidi"/>
+        <w:rFonts/>
         <w:b/>
         <w:bCs/>
       </w:rPr>
@@ -3385,7 +3216,7 @@
         <w:spacing w:before="0" w:after="0" w:line="240" w:lineRule="auto"/>
       </w:pPr>
       <w:rPr>
-        <w:rFonts w:asciiTheme="majorHAnsi" w:eastAsiaTheme="majorEastAsia" w:hAnsiTheme="majorHAnsi" w:cstheme="majorBidi"/>
+        <w:rFonts/>
         <w:b/>
         <w:bCs/>
       </w:rPr>
@@ -3406,7 +3237,7 @@
         <w:spacing w:before="0" w:after="0" w:line="240" w:lineRule="auto"/>
       </w:pPr>
       <w:rPr>
-        <w:rFonts w:asciiTheme="majorHAnsi" w:eastAsiaTheme="majorEastAsia" w:hAnsiTheme="majorHAnsi" w:cstheme="majorBidi"/>
+        <w:rFonts/>
         <w:b/>
         <w:bCs/>
       </w:rPr>
@@ -3424,14 +3255,14 @@
     </w:tblStylePr>
     <w:tblStylePr w:type="firstCol">
       <w:rPr>
-        <w:rFonts w:asciiTheme="majorHAnsi" w:eastAsiaTheme="majorEastAsia" w:hAnsiTheme="majorHAnsi" w:cstheme="majorBidi"/>
+        <w:rFonts/>
         <w:b/>
         <w:bCs/>
       </w:rPr>
     </w:tblStylePr>
     <w:tblStylePr w:type="lastCol">
       <w:rPr>
-        <w:rFonts w:asciiTheme="majorHAnsi" w:eastAsiaTheme="majorEastAsia" w:hAnsiTheme="majorHAnsi" w:cstheme="majorBidi"/>
+        <w:rFonts/>
         <w:b/>
         <w:bCs/>
       </w:rPr>
@@ -3515,7 +3346,7 @@
         <w:spacing w:before="0" w:after="0" w:line="240" w:lineRule="auto"/>
       </w:pPr>
       <w:rPr>
-        <w:rFonts w:asciiTheme="majorHAnsi" w:eastAsiaTheme="majorEastAsia" w:hAnsiTheme="majorHAnsi" w:cstheme="majorBidi"/>
+        <w:rFonts/>
         <w:b/>
         <w:bCs/>
       </w:rPr>
@@ -3536,7 +3367,7 @@
         <w:spacing w:before="0" w:after="0" w:line="240" w:lineRule="auto"/>
       </w:pPr>
       <w:rPr>
-        <w:rFonts w:asciiTheme="majorHAnsi" w:eastAsiaTheme="majorEastAsia" w:hAnsiTheme="majorHAnsi" w:cstheme="majorBidi"/>
+        <w:rFonts/>
         <w:b/>
         <w:bCs/>
       </w:rPr>
@@ -3554,14 +3385,14 @@
     </w:tblStylePr>
     <w:tblStylePr w:type="firstCol">
       <w:rPr>
-        <w:rFonts w:asciiTheme="majorHAnsi" w:eastAsiaTheme="majorEastAsia" w:hAnsiTheme="majorHAnsi" w:cstheme="majorBidi"/>
+        <w:rFonts/>
         <w:b/>
         <w:bCs/>
       </w:rPr>
     </w:tblStylePr>
     <w:tblStylePr w:type="lastCol">
       <w:rPr>
-        <w:rFonts w:asciiTheme="majorHAnsi" w:eastAsiaTheme="majorEastAsia" w:hAnsiTheme="majorHAnsi" w:cstheme="majorBidi"/>
+        <w:rFonts/>
         <w:b/>
         <w:bCs/>
       </w:rPr>
@@ -3645,7 +3476,7 @@
         <w:spacing w:before="0" w:after="0" w:line="240" w:lineRule="auto"/>
       </w:pPr>
       <w:rPr>
-        <w:rFonts w:asciiTheme="majorHAnsi" w:eastAsiaTheme="majorEastAsia" w:hAnsiTheme="majorHAnsi" w:cstheme="majorBidi"/>
+        <w:rFonts/>
         <w:b/>
         <w:bCs/>
       </w:rPr>
@@ -3666,7 +3497,7 @@
         <w:spacing w:before="0" w:after="0" w:line="240" w:lineRule="auto"/>
       </w:pPr>
       <w:rPr>
-        <w:rFonts w:asciiTheme="majorHAnsi" w:eastAsiaTheme="majorEastAsia" w:hAnsiTheme="majorHAnsi" w:cstheme="majorBidi"/>
+        <w:rFonts/>
         <w:b/>
         <w:bCs/>
       </w:rPr>
@@ -3684,14 +3515,14 @@
     </w:tblStylePr>
     <w:tblStylePr w:type="firstCol">
       <w:rPr>
-        <w:rFonts w:asciiTheme="majorHAnsi" w:eastAsiaTheme="majorEastAsia" w:hAnsiTheme="majorHAnsi" w:cstheme="majorBidi"/>
+        <w:rFonts/>
         <w:b/>
         <w:bCs/>
       </w:rPr>
     </w:tblStylePr>
     <w:tblStylePr w:type="lastCol">
       <w:rPr>
-        <w:rFonts w:asciiTheme="majorHAnsi" w:eastAsiaTheme="majorEastAsia" w:hAnsiTheme="majorHAnsi" w:cstheme="majorBidi"/>
+        <w:rFonts/>
         <w:b/>
         <w:bCs/>
       </w:rPr>
@@ -3775,7 +3606,7 @@
         <w:spacing w:before="0" w:after="0" w:line="240" w:lineRule="auto"/>
       </w:pPr>
       <w:rPr>
-        <w:rFonts w:asciiTheme="majorHAnsi" w:eastAsiaTheme="majorEastAsia" w:hAnsiTheme="majorHAnsi" w:cstheme="majorBidi"/>
+        <w:rFonts/>
         <w:b/>
         <w:bCs/>
       </w:rPr>
@@ -3796,7 +3627,7 @@
         <w:spacing w:before="0" w:after="0" w:line="240" w:lineRule="auto"/>
       </w:pPr>
       <w:rPr>
-        <w:rFonts w:asciiTheme="majorHAnsi" w:eastAsiaTheme="majorEastAsia" w:hAnsiTheme="majorHAnsi" w:cstheme="majorBidi"/>
+        <w:rFonts/>
         <w:b/>
         <w:bCs/>
       </w:rPr>
@@ -3814,14 +3645,14 @@
     </w:tblStylePr>
     <w:tblStylePr w:type="firstCol">
       <w:rPr>
-        <w:rFonts w:asciiTheme="majorHAnsi" w:eastAsiaTheme="majorEastAsia" w:hAnsiTheme="majorHAnsi" w:cstheme="majorBidi"/>
+        <w:rFonts/>
         <w:b/>
         <w:bCs/>
       </w:rPr>
     </w:tblStylePr>
     <w:tblStylePr w:type="lastCol">
       <w:rPr>
-        <w:rFonts w:asciiTheme="majorHAnsi" w:eastAsiaTheme="majorEastAsia" w:hAnsiTheme="majorHAnsi" w:cstheme="majorBidi"/>
+        <w:rFonts/>
         <w:b/>
         <w:bCs/>
       </w:rPr>
@@ -3905,7 +3736,7 @@
         <w:spacing w:before="0" w:after="0" w:line="240" w:lineRule="auto"/>
       </w:pPr>
       <w:rPr>
-        <w:rFonts w:asciiTheme="majorHAnsi" w:eastAsiaTheme="majorEastAsia" w:hAnsiTheme="majorHAnsi" w:cstheme="majorBidi"/>
+        <w:rFonts/>
         <w:b/>
         <w:bCs/>
       </w:rPr>
@@ -3926,7 +3757,7 @@
         <w:spacing w:before="0" w:after="0" w:line="240" w:lineRule="auto"/>
       </w:pPr>
       <w:rPr>
-        <w:rFonts w:asciiTheme="majorHAnsi" w:eastAsiaTheme="majorEastAsia" w:hAnsiTheme="majorHAnsi" w:cstheme="majorBidi"/>
+        <w:rFonts/>
         <w:b/>
         <w:bCs/>
       </w:rPr>
@@ -3944,14 +3775,14 @@
     </w:tblStylePr>
     <w:tblStylePr w:type="firstCol">
       <w:rPr>
-        <w:rFonts w:asciiTheme="majorHAnsi" w:eastAsiaTheme="majorEastAsia" w:hAnsiTheme="majorHAnsi" w:cstheme="majorBidi"/>
+        <w:rFonts/>
         <w:b/>
         <w:bCs/>
       </w:rPr>
     </w:tblStylePr>
     <w:tblStylePr w:type="lastCol">
       <w:rPr>
-        <w:rFonts w:asciiTheme="majorHAnsi" w:eastAsiaTheme="majorEastAsia" w:hAnsiTheme="majorHAnsi" w:cstheme="majorBidi"/>
+        <w:rFonts/>
         <w:b/>
         <w:bCs/>
       </w:rPr>
@@ -4035,7 +3866,7 @@
         <w:spacing w:before="0" w:after="0" w:line="240" w:lineRule="auto"/>
       </w:pPr>
       <w:rPr>
-        <w:rFonts w:asciiTheme="majorHAnsi" w:eastAsiaTheme="majorEastAsia" w:hAnsiTheme="majorHAnsi" w:cstheme="majorBidi"/>
+        <w:rFonts/>
         <w:b/>
         <w:bCs/>
       </w:rPr>
@@ -4056,7 +3887,7 @@
         <w:spacing w:before="0" w:after="0" w:line="240" w:lineRule="auto"/>
       </w:pPr>
       <w:rPr>
-        <w:rFonts w:asciiTheme="majorHAnsi" w:eastAsiaTheme="majorEastAsia" w:hAnsiTheme="majorHAnsi" w:cstheme="majorBidi"/>
+        <w:rFonts/>
         <w:b/>
         <w:bCs/>
       </w:rPr>
@@ -4074,14 +3905,14 @@
     </w:tblStylePr>
     <w:tblStylePr w:type="firstCol">
       <w:rPr>
-        <w:rFonts w:asciiTheme="majorHAnsi" w:eastAsiaTheme="majorEastAsia" w:hAnsiTheme="majorHAnsi" w:cstheme="majorBidi"/>
+        <w:rFonts/>
         <w:b/>
         <w:bCs/>
       </w:rPr>
     </w:tblStylePr>
     <w:tblStylePr w:type="lastCol">
       <w:rPr>
-        <w:rFonts w:asciiTheme="majorHAnsi" w:eastAsiaTheme="majorEastAsia" w:hAnsiTheme="majorHAnsi" w:cstheme="majorBidi"/>
+        <w:rFonts/>
         <w:b/>
         <w:bCs/>
       </w:rPr>
@@ -5946,7 +5777,7 @@
     </w:tblPr>
     <w:tblStylePr w:type="firstRow">
       <w:rPr>
-        <w:rFonts w:asciiTheme="majorHAnsi" w:eastAsiaTheme="majorEastAsia" w:hAnsiTheme="majorHAnsi" w:cstheme="majorBidi"/>
+        <w:rFonts/>
       </w:rPr>
       <w:tblPr/>
       <w:tcPr>
@@ -6030,7 +5861,7 @@
     </w:tblPr>
     <w:tblStylePr w:type="firstRow">
       <w:rPr>
-        <w:rFonts w:asciiTheme="majorHAnsi" w:eastAsiaTheme="majorEastAsia" w:hAnsiTheme="majorHAnsi" w:cstheme="majorBidi"/>
+        <w:rFonts/>
       </w:rPr>
       <w:tblPr/>
       <w:tcPr>
@@ -6114,7 +5945,7 @@
     </w:tblPr>
     <w:tblStylePr w:type="firstRow">
       <w:rPr>
-        <w:rFonts w:asciiTheme="majorHAnsi" w:eastAsiaTheme="majorEastAsia" w:hAnsiTheme="majorHAnsi" w:cstheme="majorBidi"/>
+        <w:rFonts/>
       </w:rPr>
       <w:tblPr/>
       <w:tcPr>
@@ -6198,7 +6029,7 @@
     </w:tblPr>
     <w:tblStylePr w:type="firstRow">
       <w:rPr>
-        <w:rFonts w:asciiTheme="majorHAnsi" w:eastAsiaTheme="majorEastAsia" w:hAnsiTheme="majorHAnsi" w:cstheme="majorBidi"/>
+        <w:rFonts/>
       </w:rPr>
       <w:tblPr/>
       <w:tcPr>
@@ -6282,7 +6113,7 @@
     </w:tblPr>
     <w:tblStylePr w:type="firstRow">
       <w:rPr>
-        <w:rFonts w:asciiTheme="majorHAnsi" w:eastAsiaTheme="majorEastAsia" w:hAnsiTheme="majorHAnsi" w:cstheme="majorBidi"/>
+        <w:rFonts/>
       </w:rPr>
       <w:tblPr/>
       <w:tcPr>
@@ -6366,7 +6197,7 @@
     </w:tblPr>
     <w:tblStylePr w:type="firstRow">
       <w:rPr>
-        <w:rFonts w:asciiTheme="majorHAnsi" w:eastAsiaTheme="majorEastAsia" w:hAnsiTheme="majorHAnsi" w:cstheme="majorBidi"/>
+        <w:rFonts/>
       </w:rPr>
       <w:tblPr/>
       <w:tcPr>
@@ -6450,7 +6281,7 @@
     </w:tblPr>
     <w:tblStylePr w:type="firstRow">
       <w:rPr>
-        <w:rFonts w:asciiTheme="majorHAnsi" w:eastAsiaTheme="majorEastAsia" w:hAnsiTheme="majorHAnsi" w:cstheme="majorBidi"/>
+        <w:rFonts/>
       </w:rPr>
       <w:tblPr/>
       <w:tcPr>
@@ -6515,7 +6346,7 @@
       <w:spacing w:after="0" w:line="240" w:lineRule="auto"/>
     </w:pPr>
     <w:rPr>
-      <w:rFonts w:asciiTheme="majorHAnsi" w:eastAsiaTheme="majorEastAsia" w:hAnsiTheme="majorHAnsi" w:cstheme="majorBidi"/>
+      <w:rFonts/>
       <w:color w:val="000000" w:themeColor="text1"/>
     </w:rPr>
     <w:tblPr>
@@ -6643,7 +6474,7 @@
       <w:spacing w:after="0" w:line="240" w:lineRule="auto"/>
     </w:pPr>
     <w:rPr>
-      <w:rFonts w:asciiTheme="majorHAnsi" w:eastAsiaTheme="majorEastAsia" w:hAnsiTheme="majorHAnsi" w:cstheme="majorBidi"/>
+      <w:rFonts/>
       <w:color w:val="000000" w:themeColor="text1"/>
     </w:rPr>
     <w:tblPr>
@@ -6771,7 +6602,7 @@
       <w:spacing w:after="0" w:line="240" w:lineRule="auto"/>
     </w:pPr>
     <w:rPr>
-      <w:rFonts w:asciiTheme="majorHAnsi" w:eastAsiaTheme="majorEastAsia" w:hAnsiTheme="majorHAnsi" w:cstheme="majorBidi"/>
+      <w:rFonts/>
       <w:color w:val="000000" w:themeColor="text1"/>
     </w:rPr>
     <w:tblPr>
@@ -6899,7 +6730,7 @@
       <w:spacing w:after="0" w:line="240" w:lineRule="auto"/>
     </w:pPr>
     <w:rPr>
-      <w:rFonts w:asciiTheme="majorHAnsi" w:eastAsiaTheme="majorEastAsia" w:hAnsiTheme="majorHAnsi" w:cstheme="majorBidi"/>
+      <w:rFonts/>
       <w:color w:val="000000" w:themeColor="text1"/>
     </w:rPr>
     <w:tblPr>
@@ -7027,7 +6858,7 @@
       <w:spacing w:after="0" w:line="240" w:lineRule="auto"/>
     </w:pPr>
     <w:rPr>
-      <w:rFonts w:asciiTheme="majorHAnsi" w:eastAsiaTheme="majorEastAsia" w:hAnsiTheme="majorHAnsi" w:cstheme="majorBidi"/>
+      <w:rFonts/>
       <w:color w:val="000000" w:themeColor="text1"/>
     </w:rPr>
     <w:tblPr>
@@ -7155,7 +6986,7 @@
       <w:spacing w:after="0" w:line="240" w:lineRule="auto"/>
     </w:pPr>
     <w:rPr>
-      <w:rFonts w:asciiTheme="majorHAnsi" w:eastAsiaTheme="majorEastAsia" w:hAnsiTheme="majorHAnsi" w:cstheme="majorBidi"/>
+      <w:rFonts/>
       <w:color w:val="000000" w:themeColor="text1"/>
     </w:rPr>
     <w:tblPr>
@@ -7283,7 +7114,7 @@
       <w:spacing w:after="0" w:line="240" w:lineRule="auto"/>
     </w:pPr>
     <w:rPr>
-      <w:rFonts w:asciiTheme="majorHAnsi" w:eastAsiaTheme="majorEastAsia" w:hAnsiTheme="majorHAnsi" w:cstheme="majorBidi"/>
+      <w:rFonts/>
       <w:color w:val="000000" w:themeColor="text1"/>
     </w:rPr>
     <w:tblPr>
@@ -7922,7 +7753,7 @@
       <w:spacing w:after="0" w:line="240" w:lineRule="auto"/>
     </w:pPr>
     <w:rPr>
-      <w:rFonts w:asciiTheme="majorHAnsi" w:eastAsiaTheme="majorEastAsia" w:hAnsiTheme="majorHAnsi" w:cstheme="majorBidi"/>
+      <w:rFonts/>
       <w:color w:val="000000" w:themeColor="text1"/>
     </w:rPr>
     <w:tblPr>
@@ -8047,7 +7878,7 @@
       <w:spacing w:after="0" w:line="240" w:lineRule="auto"/>
     </w:pPr>
     <w:rPr>
-      <w:rFonts w:asciiTheme="majorHAnsi" w:eastAsiaTheme="majorEastAsia" w:hAnsiTheme="majorHAnsi" w:cstheme="majorBidi"/>
+      <w:rFonts/>
       <w:color w:val="000000" w:themeColor="text1"/>
     </w:rPr>
     <w:tblPr>
@@ -8172,7 +8003,7 @@
       <w:spacing w:after="0" w:line="240" w:lineRule="auto"/>
     </w:pPr>
     <w:rPr>
-      <w:rFonts w:asciiTheme="majorHAnsi" w:eastAsiaTheme="majorEastAsia" w:hAnsiTheme="majorHAnsi" w:cstheme="majorBidi"/>
+      <w:rFonts/>
       <w:color w:val="000000" w:themeColor="text1"/>
     </w:rPr>
     <w:tblPr>
@@ -8297,7 +8128,7 @@
       <w:spacing w:after="0" w:line="240" w:lineRule="auto"/>
     </w:pPr>
     <w:rPr>
-      <w:rFonts w:asciiTheme="majorHAnsi" w:eastAsiaTheme="majorEastAsia" w:hAnsiTheme="majorHAnsi" w:cstheme="majorBidi"/>
+      <w:rFonts/>
       <w:color w:val="000000" w:themeColor="text1"/>
     </w:rPr>
     <w:tblPr>
@@ -8422,7 +8253,7 @@
       <w:spacing w:after="0" w:line="240" w:lineRule="auto"/>
     </w:pPr>
     <w:rPr>
-      <w:rFonts w:asciiTheme="majorHAnsi" w:eastAsiaTheme="majorEastAsia" w:hAnsiTheme="majorHAnsi" w:cstheme="majorBidi"/>
+      <w:rFonts/>
       <w:color w:val="000000" w:themeColor="text1"/>
     </w:rPr>
     <w:tblPr>
@@ -8547,7 +8378,7 @@
       <w:spacing w:after="0" w:line="240" w:lineRule="auto"/>
     </w:pPr>
     <w:rPr>
-      <w:rFonts w:asciiTheme="majorHAnsi" w:eastAsiaTheme="majorEastAsia" w:hAnsiTheme="majorHAnsi" w:cstheme="majorBidi"/>
+      <w:rFonts/>
       <w:color w:val="000000" w:themeColor="text1"/>
     </w:rPr>
     <w:tblPr>
@@ -8672,7 +8503,7 @@
       <w:spacing w:after="0" w:line="240" w:lineRule="auto"/>
     </w:pPr>
     <w:rPr>
-      <w:rFonts w:asciiTheme="majorHAnsi" w:eastAsiaTheme="majorEastAsia" w:hAnsiTheme="majorHAnsi" w:cstheme="majorBidi"/>
+      <w:rFonts/>
       <w:color w:val="000000" w:themeColor="text1"/>
     </w:rPr>
     <w:tblPr>

--- a/az/discovery-articles/5.1 Kimyəvi elementlərin dövri cədvəli.docx
+++ b/az/discovery-articles/5.1 Kimyəvi elementlərin dövri cədvəli.docx
@@ -120,7 +120,7 @@
         <w:widowControl/>
       </w:pPr>
       <w:r>
-        <w:t>Kim kəşf edib və ya yaradıb</w:t>
+        <w:t xml:space="preserve">Kim yaradıb</w:t>
       </w:r>
     </w:p>
     <w:p>
@@ -217,7 +217,7 @@
         <w:rPr>
           <w:sz w:val="20"/>
         </w:rPr>
-        <w:t>C Qurumların materialları və ensiklopedik mənbələr</w:t>
+        <w:t>Qurumların materialları və ensiklopedik mənbələr</w:t>
       </w:r>
     </w:p>
     <w:p>
@@ -277,7 +277,7 @@
         <w:rPr>
           <w:sz w:val="20"/>
         </w:rPr>
-        <w:t>H Peşə birlikləri və standartlaşdırma qurumları</w:t>
+        <w:t>Peşə birlikləri və standartlaşdırma qurumları</w:t>
       </w:r>
     </w:p>
     <w:p>
